--- a/project-group/stage01/report/mathmod--project-group--stage01--report.docx
+++ b/project-group/stage01/report/mathmod--project-group--stage01--report.docx
@@ -23,7 +23,7 @@
         <w:pStyle w:val="Author"/>
       </w:pPr>
       <w:r>
-        <w:t xml:space="preserve">Арбатова Варвара Петровна, Карпова Есения Алексеевна, Дагделен Зейнап Реджеповна, Бюгданюк Анна, Люпп Софья Романовна</w:t>
+        <w:t xml:space="preserve">Арбатова Варвара Петровна, Карпова Есения Алексеевна, Дагделен Зейнап Реджеповна, Бюгданюк Анна Васильевна, Люпп Софья Романовна</w:t>
       </w:r>
     </w:p>
     <w:sdt>
@@ -856,10 +856,33 @@
         <w:pStyle w:val="FirstParagraph"/>
       </w:pPr>
       <w:r>
-        <w:t xml:space="preserve">Множитель $</w:t>
-      </w:r>
-      <w:r>
-        <w:t xml:space="preserve">$ необходим, так как энергия взаимодействия между каждой парой частиц учитывается в этой сумме дважды.</w:t>
+        <w:t xml:space="preserve">Множитель</w:t>
+      </w:r>
+      <w:r>
+        <w:t xml:space="preserve"> </w:t>
+      </w:r>
+      <m:oMath>
+        <m:f>
+          <m:fPr>
+            <m:type m:val="bar"/>
+          </m:fPr>
+          <m:num>
+            <m:r>
+              <m:t>1</m:t>
+            </m:r>
+          </m:num>
+          <m:den>
+            <m:r>
+              <m:t>2</m:t>
+            </m:r>
+          </m:den>
+        </m:f>
+      </m:oMath>
+      <w:r>
+        <w:t xml:space="preserve"> </w:t>
+      </w:r>
+      <w:r>
+        <w:t xml:space="preserve">необходим, так как энергия взаимодействия между каждой парой частиц учитывается в этой сумме дважды.</w:t>
       </w:r>
     </w:p>
     <w:p>
@@ -918,7 +941,60 @@
         <w:pStyle w:val="FirstParagraph"/>
       </w:pPr>
       <w:r>
-        <w:t xml:space="preserve">Распределение частиц в плоскости в начальный момент времени задается случайным образом, при достаточно большом количестве частиц распределение будет равномерным в плоскости диска, если для двумерного случая модуль радиус-вектора выбирать как r = r0*√random:</w:t>
+        <w:t xml:space="preserve">Распределение частиц в плоскости в начальный момент времени задается случайным образом, при достаточно большом количестве частиц распределение будет равномерным в плоскости диска, если для двумерного случая модуль радиус-вектора выбирать как</w:t>
+      </w:r>
+      <w:r>
+        <w:t xml:space="preserve"> </w:t>
+      </w:r>
+      <m:oMath>
+        <m:r>
+          <m:t>r</m:t>
+        </m:r>
+        <m:r>
+          <m:rPr>
+            <m:sty m:val="p"/>
+          </m:rPr>
+          <m:t>=</m:t>
+        </m:r>
+        <m:r>
+          <m:t>r</m:t>
+        </m:r>
+        <m:r>
+          <m:t>0</m:t>
+        </m:r>
+        <m:r>
+          <m:rPr>
+            <m:sty m:val="p"/>
+          </m:rPr>
+          <m:t>*</m:t>
+        </m:r>
+        <m:r>
+          <m:rPr>
+            <m:sty m:val="p"/>
+          </m:rPr>
+          <m:t>√</m:t>
+        </m:r>
+        <m:r>
+          <m:t>r</m:t>
+        </m:r>
+        <m:r>
+          <m:t>a</m:t>
+        </m:r>
+        <m:r>
+          <m:t>n</m:t>
+        </m:r>
+        <m:r>
+          <m:t>d</m:t>
+        </m:r>
+        <m:r>
+          <m:t>o</m:t>
+        </m:r>
+        <m:r>
+          <m:t>m</m:t>
+        </m:r>
+      </m:oMath>
+      <w:r>
+        <w:t xml:space="preserve">:</w:t>
       </w:r>
     </w:p>
     <w:p>
@@ -2227,10 +2303,21 @@
         <w:t xml:space="preserve"> </w:t>
       </w:r>
       <w:r>
-        <w:t xml:space="preserve">- &amp;</w:t>
-      </w:r>
-      <w:r>
-        <w:t xml:space="preserve">$ — постоянный коэффициент,</w:t>
+        <w:t xml:space="preserve">-</w:t>
+      </w:r>
+      <w:r>
+        <w:t xml:space="preserve"> </w:t>
+      </w:r>
+      <m:oMath>
+        <m:r>
+          <m:t>β</m:t>
+        </m:r>
+      </m:oMath>
+      <w:r>
+        <w:t xml:space="preserve"> </w:t>
+      </w:r>
+      <w:r>
+        <w:t xml:space="preserve">— постоянный коэффициент,</w:t>
       </w:r>
       <w:r>
         <w:t xml:space="preserve"> </w:t>

--- a/project-group/stage01/report/mathmod--project-group--stage01--report.docx
+++ b/project-group/stage01/report/mathmod--project-group--stage01--report.docx
@@ -23,7 +23,39 @@
         <w:pStyle w:val="Author"/>
       </w:pPr>
       <w:r>
-        <w:t xml:space="preserve">Арбатова Варвара Петровна, Карпова Есения Алексеевна, Дагделен Зейнап Реджеповна, Бюгданюк Анна Васильевна, Люпп Софья Романовна</w:t>
+        <w:t xml:space="preserve">Арбатова Варвара Петровна</w:t>
+      </w:r>
+    </w:p>
+    <w:p>
+      <w:pPr>
+        <w:pStyle w:val="Author"/>
+      </w:pPr>
+      <w:r>
+        <w:t xml:space="preserve">Карпова Есения Алексеевна</w:t>
+      </w:r>
+    </w:p>
+    <w:p>
+      <w:pPr>
+        <w:pStyle w:val="Author"/>
+      </w:pPr>
+      <w:r>
+        <w:t xml:space="preserve">Дагделен Зейнап Реджеповна</w:t>
+      </w:r>
+    </w:p>
+    <w:p>
+      <w:pPr>
+        <w:pStyle w:val="Author"/>
+      </w:pPr>
+      <w:r>
+        <w:t xml:space="preserve">Бюгданюк Анна Васильевна</w:t>
+      </w:r>
+    </w:p>
+    <w:p>
+      <w:pPr>
+        <w:pStyle w:val="Author"/>
+      </w:pPr>
+      <w:r>
+        <w:t xml:space="preserve">Люпп Софья Романовна</w:t>
       </w:r>
     </w:p>
     <w:sdt>
@@ -109,7 +141,7 @@
         </w:numPr>
       </w:pPr>
       <w:r>
-        <w:t xml:space="preserve">*Включить в модель угловые скорости вращения вокруг собственной оси каждой частицы.</w:t>
+        <w:t xml:space="preserve">Включить в модель угловые скорости вращения вокруг собственной оси каждой частицы.</w:t>
       </w:r>
     </w:p>
     <w:p>
@@ -131,7 +163,7 @@
         </w:numPr>
       </w:pPr>
       <w:r>
-        <w:t xml:space="preserve">*Ввести в трехмерном случае слипание частиц после того, как они приблизятся на малое расстояние. При образовании б´ольшей частицы должны сохраняться суммарные масса и импульс системы.</w:t>
+        <w:t xml:space="preserve">Ввести в трехмерном случае слипание частиц после того, как они приблизятся на малое расстояние. При образовании большей частицы должны сохраняться суммарные масса и импульс системы.</w:t>
       </w:r>
     </w:p>
     <w:p>
@@ -157,7 +189,7 @@
       </w:r>
     </w:p>
     <w:bookmarkEnd w:id="21"/>
-    <w:bookmarkStart w:id="54" w:name="образование-планетной-системы"/>
+    <w:bookmarkStart w:id="55" w:name="образование-планетной-системы"/>
     <w:p>
       <w:pPr>
         <w:pStyle w:val="Heading1"/>
@@ -166,13 +198,13 @@
         <w:t xml:space="preserve">3. Образование планетной системы</w:t>
       </w:r>
     </w:p>
-    <w:bookmarkStart w:id="32" w:name="введение"/>
+    <w:bookmarkStart w:id="22" w:name="введение"/>
     <w:p>
       <w:pPr>
         <w:pStyle w:val="Heading2"/>
       </w:pPr>
       <w:r>
-        <w:t xml:space="preserve">3.1 1. Введение</w:t>
+        <w:t xml:space="preserve">3.1 Введение</w:t>
       </w:r>
     </w:p>
     <w:p>
@@ -183,13 +215,23 @@
         <w:t xml:space="preserve">Формирование планетных систем — один из ключевых процессов эволюции Вселенной. Согласно современным представлениям, звёзды и их планетные системы образуются в результате гравитационного сжатия межзвёздных газопылевых облаков. В процессе сжатия облако фрагментируется, формируются протозвёзды и протопланетные диски, в которых впоследствии образуются планеты.</w:t>
       </w:r>
     </w:p>
-    <w:bookmarkStart w:id="26" w:name="происхождение-звёзд-и-звёздных-систем"/>
+    <w:bookmarkEnd w:id="22"/>
+    <w:bookmarkStart w:id="33" w:name="теоретическое-описание-задачи"/>
+    <w:p>
+      <w:pPr>
+        <w:pStyle w:val="Heading2"/>
+      </w:pPr>
+      <w:r>
+        <w:t xml:space="preserve">3.2 Теоретическое описание задачи</w:t>
+      </w:r>
+    </w:p>
+    <w:bookmarkStart w:id="27" w:name="происхождение-звёзд-и-звёздных-систем"/>
     <w:p>
       <w:pPr>
         <w:pStyle w:val="Heading3"/>
       </w:pPr>
       <w:r>
-        <w:t xml:space="preserve">3.1.1 2.1. Происхождение звёзд и звёздных систем</w:t>
+        <w:t xml:space="preserve">3.2.1 Происхождение звёзд и звёздных систем</w:t>
       </w:r>
     </w:p>
     <w:p>
@@ -224,7 +266,7 @@
       <w:tr>
         <w:tc>
           <w:tcPr/>
-          <w:bookmarkStart w:id="25" w:name="fig-001"/>
+          <w:bookmarkStart w:id="26" w:name="fig-001"/>
           <w:p>
             <w:pPr>
               <w:pStyle w:val="Compact"/>
@@ -233,20 +275,20 @@
             <w:r>
               <w:drawing>
                 <wp:inline>
-                  <wp:extent cx="3733800" cy="1954022"/>
+                  <wp:extent cx="3733800" cy="3099054"/>
                   <wp:effectExtent b="0" l="0" r="0" t="0"/>
-                  <wp:docPr descr="" title="" id="23" name="Picture"/>
+                  <wp:docPr descr="" title="" id="24" name="Picture"/>
                   <a:graphic>
                     <a:graphicData uri="http://schemas.openxmlformats.org/drawingml/2006/picture">
                       <pic:pic>
                         <pic:nvPicPr>
-                          <pic:cNvPr descr="image/1.png" id="24" name="Picture"/>
+                          <pic:cNvPr descr="image/1.png" id="25" name="Picture"/>
                           <pic:cNvPicPr>
                             <a:picLocks noChangeArrowheads="1" noChangeAspect="1"/>
                           </pic:cNvPicPr>
                         </pic:nvPicPr>
                         <pic:blipFill>
-                          <a:blip r:embed="rId22"/>
+                          <a:blip r:embed="rId23"/>
                           <a:stretch>
                             <a:fillRect/>
                           </a:stretch>
@@ -254,7 +296,7 @@
                         <pic:spPr bwMode="auto">
                           <a:xfrm>
                             <a:off x="0" y="0"/>
-                            <a:ext cx="3733800" cy="1954022"/>
+                            <a:ext cx="3733800" cy="3099054"/>
                           </a:xfrm>
                           <a:prstGeom prst="rect">
                             <a:avLst/>
@@ -286,7 +328,7 @@
               <w:t xml:space="preserve">Рисунок 1: Большой взрыв</w:t>
             </w:r>
           </w:p>
-          <w:bookmarkEnd w:id="25"/>
+          <w:bookmarkEnd w:id="26"/>
         </w:tc>
       </w:tr>
     </w:tbl>
@@ -306,14 +348,14 @@
         <w:t xml:space="preserve">Звёзды, превышающие массу Солнца в десятки раз, быстро эволюционируют и взрываются как сверхновые, выбрасывая тяжёлые элементы, из которых впоследствии формируются новые звёзды и планеты .</w:t>
       </w:r>
     </w:p>
-    <w:bookmarkEnd w:id="26"/>
-    <w:bookmarkStart w:id="31" w:name="образование-солнечной-системы"/>
+    <w:bookmarkEnd w:id="27"/>
+    <w:bookmarkStart w:id="32" w:name="образование-солнечной-системы"/>
     <w:p>
       <w:pPr>
         <w:pStyle w:val="Heading3"/>
       </w:pPr>
       <w:r>
-        <w:t xml:space="preserve">3.1.2 2.2. Образование Солнечной системы</w:t>
+        <w:t xml:space="preserve">3.2.2 Образование Солнечной системы</w:t>
       </w:r>
     </w:p>
     <w:p>
@@ -323,69 +365,97 @@
       <w:r>
         <w:t xml:space="preserve">Согласно теории образования Солнечной системы, предложенной Отто Шмидтом (СССР, 1944 год), газопылевое облако, из которого позднее образовались планеты и Солнце нашей Солнечной системы вращалось, и по мере гравитационного сжатия газопылевого облака расстояние всех его частей от оси вращения сокращалось и скорость вращения сгущающегося облака увеличивалась. В плоскости, перпендикулярной оси вращения, сжатие происходило медленнее, и потому облако, бывшее изначально шаровидным, становилось все более плоским. Из-за гравитационной неустойчивости на периферии формирующегося диска отделилось кольцо вещества. Оставшееся облако продолжало сжиматься и вращаться еще быстрее. Затем от него отделилось новое кольцо вещества, и кольца вещества сгустились в планеты (</w:t>
       </w:r>
-      <w:r>
-        <w:rPr>
-          <w:b/>
-          <w:bCs/>
-        </w:rPr>
-        <w:t xml:space="preserve">?@fig-002</w:t>
-      </w:r>
-      <w:r>
-        <w:t xml:space="preserve">)</w:t>
-      </w:r>
-    </w:p>
-    <w:p>
-      <w:pPr>
-        <w:pStyle w:val="BodyText"/>
-      </w:pPr>
-      <w:bookmarkStart w:id="30" w:name="fig-002"/>
-      <w:r>
-        <w:drawing>
-          <wp:inline>
-            <wp:extent cx="3733800" cy="1293778"/>
-            <wp:effectExtent b="0" l="0" r="0" t="0"/>
-            <wp:docPr descr="Теория образования Солнечной системы" title="" id="28" name="Picture"/>
-            <a:graphic>
-              <a:graphicData uri="http://schemas.openxmlformats.org/drawingml/2006/picture">
-                <pic:pic>
-                  <pic:nvPicPr>
-                    <pic:cNvPr descr="image/2.png" id="29" name="Picture"/>
-                    <pic:cNvPicPr>
-                      <a:picLocks noChangeArrowheads="1" noChangeAspect="1"/>
-                    </pic:cNvPicPr>
-                  </pic:nvPicPr>
-                  <pic:blipFill>
-                    <a:blip r:embed="rId27"/>
-                    <a:stretch>
-                      <a:fillRect/>
-                    </a:stretch>
-                  </pic:blipFill>
-                  <pic:spPr bwMode="auto">
-                    <a:xfrm>
-                      <a:off x="0" y="0"/>
-                      <a:ext cx="3733800" cy="1293778"/>
-                    </a:xfrm>
-                    <a:prstGeom prst="rect">
-                      <a:avLst/>
-                    </a:prstGeom>
-                    <a:noFill/>
-                    <a:ln w="9525">
-                      <a:noFill/>
-                      <a:headEnd/>
-                      <a:tailEnd/>
-                    </a:ln>
-                  </pic:spPr>
-                </pic:pic>
-              </a:graphicData>
-            </a:graphic>
-          </wp:inline>
-        </w:drawing>
-      </w:r>
-      <w:bookmarkEnd w:id="30"/>
-      <w:r>
-        <w:t xml:space="preserve">.</w:t>
-      </w:r>
-    </w:p>
+      <w:hyperlink w:anchor="fig-002">
+        <w:r>
+          <w:rPr>
+            <w:rStyle w:val="Hyperlink"/>
+          </w:rPr>
+          <w:t xml:space="preserve">рис. 2</w:t>
+        </w:r>
+      </w:hyperlink>
+      <w:r>
+        <w:t xml:space="preserve">).</w:t>
+      </w:r>
+    </w:p>
+    <w:tbl>
+      <w:tblPr>
+        <w:tblStyle w:val="Table"/>
+        <w:tblW w:type="pct" w:w="5000"/>
+        <w:tblLayout w:type="fixed"/>
+        <w:tblLook w:firstRow="0" w:lastRow="0" w:firstColumn="0" w:lastColumn="0" w:noHBand="0" w:noVBand="0" w:val="0000"/>
+      </w:tblPr>
+      <w:tblGrid>
+        <w:gridCol w:w="7920"/>
+      </w:tblGrid>
+      <w:tr>
+        <w:tc>
+          <w:tcPr/>
+          <w:bookmarkStart w:id="31" w:name="fig-002"/>
+          <w:p>
+            <w:pPr>
+              <w:pStyle w:val="Compact"/>
+              <w:jc w:val="center"/>
+            </w:pPr>
+            <w:r>
+              <w:drawing>
+                <wp:inline>
+                  <wp:extent cx="3733800" cy="1293778"/>
+                  <wp:effectExtent b="0" l="0" r="0" t="0"/>
+                  <wp:docPr descr="" title="" id="29" name="Picture"/>
+                  <a:graphic>
+                    <a:graphicData uri="http://schemas.openxmlformats.org/drawingml/2006/picture">
+                      <pic:pic>
+                        <pic:nvPicPr>
+                          <pic:cNvPr descr="image/2.png" id="30" name="Picture"/>
+                          <pic:cNvPicPr>
+                            <a:picLocks noChangeArrowheads="1" noChangeAspect="1"/>
+                          </pic:cNvPicPr>
+                        </pic:nvPicPr>
+                        <pic:blipFill>
+                          <a:blip r:embed="rId28"/>
+                          <a:stretch>
+                            <a:fillRect/>
+                          </a:stretch>
+                        </pic:blipFill>
+                        <pic:spPr bwMode="auto">
+                          <a:xfrm>
+                            <a:off x="0" y="0"/>
+                            <a:ext cx="3733800" cy="1293778"/>
+                          </a:xfrm>
+                          <a:prstGeom prst="rect">
+                            <a:avLst/>
+                          </a:prstGeom>
+                          <a:noFill/>
+                          <a:ln w="9525">
+                            <a:noFill/>
+                            <a:headEnd/>
+                            <a:tailEnd/>
+                          </a:ln>
+                        </pic:spPr>
+                      </pic:pic>
+                    </a:graphicData>
+                  </a:graphic>
+                </wp:inline>
+              </w:drawing>
+            </w:r>
+          </w:p>
+          <w:p>
+            <w:pPr>
+              <w:jc w:val="center"/>
+            </w:pPr>
+            <w:pPr>
+              <w:jc w:val="left"/>
+              <w:spacing w:before="200"/>
+              <w:pStyle w:val="ImageCaption"/>
+            </w:pPr>
+            <w:r>
+              <w:t xml:space="preserve">Рисунок 2: Теория образования Солнечной системы</w:t>
+            </w:r>
+          </w:p>
+          <w:bookmarkEnd w:id="31"/>
+        </w:tc>
+      </w:tr>
+    </w:tbl>
     <w:p>
       <w:pPr>
         <w:pStyle w:val="BodyText"/>
@@ -460,31 +530,24 @@
         <w:t xml:space="preserve">— расстояние до центра.</w:t>
       </w:r>
     </w:p>
-    <w:p>
-      <w:r>
-        <w:pict>
-          <v:rect style="width:0;height:1.5pt" o:hralign="center" o:hrstd="t" o:hr="t"/>
-        </w:pict>
-      </w:r>
-    </w:p>
-    <w:bookmarkEnd w:id="31"/>
     <w:bookmarkEnd w:id="32"/>
-    <w:bookmarkStart w:id="44" w:name="математическая-модель"/>
+    <w:bookmarkEnd w:id="33"/>
+    <w:bookmarkStart w:id="45" w:name="математическая-модель"/>
     <w:p>
       <w:pPr>
         <w:pStyle w:val="Heading2"/>
       </w:pPr>
       <w:r>
-        <w:t xml:space="preserve">3.2 3. Математическая модель</w:t>
-      </w:r>
-    </w:p>
-    <w:bookmarkStart w:id="33" w:name="гравитационное-взаимодействие"/>
+        <w:t xml:space="preserve">3.3 Математическая модель</w:t>
+      </w:r>
+    </w:p>
+    <w:bookmarkStart w:id="34" w:name="гравитационное-взаимодействие"/>
     <w:p>
       <w:pPr>
         <w:pStyle w:val="Heading3"/>
       </w:pPr>
       <w:r>
-        <w:t xml:space="preserve">3.2.1 3.1. Гравитационное взаимодействие</w:t>
+        <w:t xml:space="preserve">3.3.1 Гравитационное взаимодействие</w:t>
       </w:r>
     </w:p>
     <w:p>
@@ -926,14 +989,14 @@
         <w:t xml:space="preserve">, что ограничивает размер моделируемых систем, даже на современных компьютерах.</w:t>
       </w:r>
     </w:p>
-    <w:bookmarkEnd w:id="33"/>
-    <w:bookmarkStart w:id="34" w:name="начальные-условия"/>
+    <w:bookmarkEnd w:id="34"/>
+    <w:bookmarkStart w:id="35" w:name="начальные-условия"/>
     <w:p>
       <w:pPr>
         <w:pStyle w:val="Heading3"/>
       </w:pPr>
       <w:r>
-        <w:t xml:space="preserve">3.2.2 3.2. Начальные условия</w:t>
+        <w:t xml:space="preserve">3.3.2 Начальные условия</w:t>
       </w:r>
     </w:p>
     <w:p>
@@ -1418,14 +1481,14 @@
         <w:t xml:space="preserve">– радиус газопылевого диска.</w:t>
       </w:r>
     </w:p>
-    <w:bookmarkEnd w:id="34"/>
-    <w:bookmarkStart w:id="41" w:name="силы-отталкивания-и-трения"/>
+    <w:bookmarkEnd w:id="35"/>
+    <w:bookmarkStart w:id="42" w:name="силы-отталкивания-и-трения"/>
     <w:p>
       <w:pPr>
         <w:pStyle w:val="Heading3"/>
       </w:pPr>
       <w:r>
-        <w:t xml:space="preserve">3.2.3 3.3. Силы отталкивания и трения</w:t>
+        <w:t xml:space="preserve">3.3.3 Силы отталкивания и трения</w:t>
       </w:r>
     </w:p>
     <w:p>
@@ -1435,84 +1498,112 @@
       <w:r>
         <w:t xml:space="preserve">Для частиц, у которых расстояние между центрами меньше суммы их радиусов, необходимо ввести силы трения и отталкивания (</w:t>
       </w:r>
-      <w:r>
-        <w:rPr>
-          <w:b/>
-          <w:bCs/>
-        </w:rPr>
-        <w:t xml:space="preserve">?@fig-003</w:t>
-      </w:r>
-      <w:r>
-        <w:t xml:space="preserve">)</w:t>
-      </w:r>
-    </w:p>
+      <w:hyperlink w:anchor="fig-003">
+        <w:r>
+          <w:rPr>
+            <w:rStyle w:val="Hyperlink"/>
+          </w:rPr>
+          <w:t xml:space="preserve">рис. 3</w:t>
+        </w:r>
+      </w:hyperlink>
+      <w:r>
+        <w:t xml:space="preserve">).</w:t>
+      </w:r>
+    </w:p>
+    <w:tbl>
+      <w:tblPr>
+        <w:tblStyle w:val="Table"/>
+        <w:tblW w:type="pct" w:w="5000"/>
+        <w:tblLayout w:type="fixed"/>
+        <w:tblLook w:firstRow="0" w:lastRow="0" w:firstColumn="0" w:lastColumn="0" w:noHBand="0" w:noVBand="0" w:val="0000"/>
+      </w:tblPr>
+      <w:tblGrid>
+        <w:gridCol w:w="7920"/>
+      </w:tblGrid>
+      <w:tr>
+        <w:tc>
+          <w:tcPr/>
+          <w:bookmarkStart w:id="39" w:name="fig-003"/>
+          <w:p>
+            <w:pPr>
+              <w:pStyle w:val="Compact"/>
+              <w:jc w:val="center"/>
+            </w:pPr>
+            <w:r>
+              <w:drawing>
+                <wp:inline>
+                  <wp:extent cx="1925052" cy="1597793"/>
+                  <wp:effectExtent b="0" l="0" r="0" t="0"/>
+                  <wp:docPr descr="" title="" id="37" name="Picture"/>
+                  <a:graphic>
+                    <a:graphicData uri="http://schemas.openxmlformats.org/drawingml/2006/picture">
+                      <pic:pic>
+                        <pic:nvPicPr>
+                          <pic:cNvPr descr="image/3.png" id="38" name="Picture"/>
+                          <pic:cNvPicPr>
+                            <a:picLocks noChangeArrowheads="1" noChangeAspect="1"/>
+                          </pic:cNvPicPr>
+                        </pic:nvPicPr>
+                        <pic:blipFill>
+                          <a:blip r:embed="rId36"/>
+                          <a:stretch>
+                            <a:fillRect/>
+                          </a:stretch>
+                        </pic:blipFill>
+                        <pic:spPr bwMode="auto">
+                          <a:xfrm>
+                            <a:off x="0" y="0"/>
+                            <a:ext cx="1925052" cy="1597793"/>
+                          </a:xfrm>
+                          <a:prstGeom prst="rect">
+                            <a:avLst/>
+                          </a:prstGeom>
+                          <a:noFill/>
+                          <a:ln w="9525">
+                            <a:noFill/>
+                            <a:headEnd/>
+                            <a:tailEnd/>
+                          </a:ln>
+                        </pic:spPr>
+                      </pic:pic>
+                    </a:graphicData>
+                  </a:graphic>
+                </wp:inline>
+              </w:drawing>
+            </w:r>
+          </w:p>
+          <w:p>
+            <w:pPr>
+              <w:jc w:val="center"/>
+            </w:pPr>
+            <w:pPr>
+              <w:jc w:val="left"/>
+              <w:spacing w:before="200"/>
+              <w:pStyle w:val="ImageCaption"/>
+            </w:pPr>
+            <w:r>
+              <w:t xml:space="preserve">Рисунок 3: Силы трения и отталкивания</w:t>
+            </w:r>
+          </w:p>
+          <w:bookmarkEnd w:id="39"/>
+        </w:tc>
+      </w:tr>
+    </w:tbl>
     <w:p>
       <w:pPr>
         <w:pStyle w:val="BodyText"/>
       </w:pPr>
-      <w:bookmarkStart w:id="38" w:name="fig-003"/>
-      <w:r>
-        <w:drawing>
-          <wp:inline>
-            <wp:extent cx="1925052" cy="1597793"/>
-            <wp:effectExtent b="0" l="0" r="0" t="0"/>
-            <wp:docPr descr="Силы трения и отталкивания" title="" id="36" name="Picture"/>
-            <a:graphic>
-              <a:graphicData uri="http://schemas.openxmlformats.org/drawingml/2006/picture">
-                <pic:pic>
-                  <pic:nvPicPr>
-                    <pic:cNvPr descr="image/3.png" id="37" name="Picture"/>
-                    <pic:cNvPicPr>
-                      <a:picLocks noChangeArrowheads="1" noChangeAspect="1"/>
-                    </pic:cNvPicPr>
-                  </pic:nvPicPr>
-                  <pic:blipFill>
-                    <a:blip r:embed="rId35"/>
-                    <a:stretch>
-                      <a:fillRect/>
-                    </a:stretch>
-                  </pic:blipFill>
-                  <pic:spPr bwMode="auto">
-                    <a:xfrm>
-                      <a:off x="0" y="0"/>
-                      <a:ext cx="1925052" cy="1597793"/>
-                    </a:xfrm>
-                    <a:prstGeom prst="rect">
-                      <a:avLst/>
-                    </a:prstGeom>
-                    <a:noFill/>
-                    <a:ln w="9525">
-                      <a:noFill/>
-                      <a:headEnd/>
-                      <a:tailEnd/>
-                    </a:ln>
-                  </pic:spPr>
-                </pic:pic>
-              </a:graphicData>
-            </a:graphic>
-          </wp:inline>
-        </w:drawing>
-      </w:r>
-      <w:bookmarkEnd w:id="38"/>
-      <w:r>
-        <w:t xml:space="preserve">.</w:t>
-      </w:r>
-    </w:p>
-    <w:p>
-      <w:pPr>
-        <w:pStyle w:val="BodyText"/>
-      </w:pPr>
       <w:r>
         <w:t xml:space="preserve">Это делается для удобства написания программы, так как в реальности при столкновении двух газопылевых облаков произойдет их слипание и при слишком больших скоростях возможно их разбиение на более мелкие.</w:t>
       </w:r>
     </w:p>
-    <w:bookmarkStart w:id="39" w:name="силу-отталкивания-можно-взять"/>
+    <w:bookmarkStart w:id="40" w:name="силу-отталкивания-можно-взять"/>
     <w:p>
       <w:pPr>
         <w:pStyle w:val="Heading4"/>
       </w:pPr>
       <w:r>
-        <w:t xml:space="preserve">3.2.3.1 Силу отталкивания можно взять:</w:t>
+        <w:t xml:space="preserve">3.3.3.1 Силу отталкивания можно взять:</w:t>
       </w:r>
     </w:p>
     <w:p>
@@ -1809,14 +1900,14 @@
         <w:t xml:space="preserve">— модуль радиус-вектора взаимодействия.</w:t>
       </w:r>
     </w:p>
-    <w:bookmarkEnd w:id="39"/>
-    <w:bookmarkStart w:id="40" w:name="сила-трения"/>
+    <w:bookmarkEnd w:id="40"/>
+    <w:bookmarkStart w:id="41" w:name="сила-трения"/>
     <w:p>
       <w:pPr>
         <w:pStyle w:val="Heading4"/>
       </w:pPr>
       <w:r>
-        <w:t xml:space="preserve">3.2.3.2 Сила трения</w:t>
+        <w:t xml:space="preserve">3.3.3.2 Сила трения</w:t>
       </w:r>
     </w:p>
     <w:p>
@@ -2659,15 +2750,15 @@
         </m:oMath>
       </m:oMathPara>
     </w:p>
-    <w:bookmarkEnd w:id="40"/>
     <w:bookmarkEnd w:id="41"/>
-    <w:bookmarkStart w:id="42" w:name="вращение-частиц"/>
+    <w:bookmarkEnd w:id="42"/>
+    <w:bookmarkStart w:id="43" w:name="вращение-частиц"/>
     <w:p>
       <w:pPr>
         <w:pStyle w:val="Heading3"/>
       </w:pPr>
       <w:r>
-        <w:t xml:space="preserve">3.2.4 3.4. Вращение частиц</w:t>
+        <w:t xml:space="preserve">3.3.4 Вращение частиц</w:t>
       </w:r>
     </w:p>
     <w:p>
@@ -3030,14 +3121,14 @@
         <w:t xml:space="preserve">Для системы, в которой есть сила трения, полная энергия не сохраняется, часть энергии в результате трения переходит в тепло. Энергию, перешедшую в тепло, можно найти в виде разности начальной и текущей полной энергии.</w:t>
       </w:r>
     </w:p>
-    <w:bookmarkEnd w:id="42"/>
-    <w:bookmarkStart w:id="43" w:name="слипание-частиц"/>
+    <w:bookmarkEnd w:id="43"/>
+    <w:bookmarkStart w:id="44" w:name="слипание-частиц"/>
     <w:p>
       <w:pPr>
         <w:pStyle w:val="Heading3"/>
       </w:pPr>
       <w:r>
-        <w:t xml:space="preserve">3.2.5 3.5. Слипание частиц</w:t>
+        <w:t xml:space="preserve">3.3.5 Слипание частиц</w:t>
       </w:r>
     </w:p>
     <w:p>
@@ -3509,31 +3600,24 @@
         </m:oMath>
       </m:oMathPara>
     </w:p>
-    <w:p>
-      <w:r>
-        <w:pict>
-          <v:rect style="width:0;height:1.5pt" o:hralign="center" o:hrstd="t" o:hr="t"/>
-        </w:pict>
-      </w:r>
-    </w:p>
-    <w:bookmarkEnd w:id="43"/>
     <w:bookmarkEnd w:id="44"/>
-    <w:bookmarkStart w:id="52" w:name="описание-модели"/>
+    <w:bookmarkEnd w:id="45"/>
+    <w:bookmarkStart w:id="53" w:name="описание-модели"/>
     <w:p>
       <w:pPr>
         <w:pStyle w:val="Heading2"/>
       </w:pPr>
       <w:r>
-        <w:t xml:space="preserve">3.3 4. Описание модели</w:t>
-      </w:r>
-    </w:p>
-    <w:bookmarkStart w:id="45" w:name="Xb6be7876ccb5c5913dad4aea0d52d52136de55c"/>
+        <w:t xml:space="preserve">3.4 Описание модели</w:t>
+      </w:r>
+    </w:p>
+    <w:bookmarkStart w:id="46" w:name="Xb6be7876ccb5c5913dad4aea0d52d52136de55c"/>
     <w:p>
       <w:pPr>
         <w:pStyle w:val="Heading3"/>
       </w:pPr>
       <w:r>
-        <w:t xml:space="preserve">3.3.1 4.1. Двумерная модель с центральным притяжением</w:t>
+        <w:t xml:space="preserve">3.4.1 Двумерная модель с центральным притяжением</w:t>
       </w:r>
     </w:p>
     <w:p>
@@ -3544,14 +3628,14 @@
         <w:t xml:space="preserve">На первом этапе моделируется движение частиц в плоскости под действием центральной неподвижной массы. Частицы движутся по орбитам с первой космической скоростью, не взаимодействуя друг с другом.</w:t>
       </w:r>
     </w:p>
-    <w:bookmarkEnd w:id="45"/>
-    <w:bookmarkStart w:id="46" w:name="введение-гравитации-и-отталкивания"/>
+    <w:bookmarkEnd w:id="46"/>
+    <w:bookmarkStart w:id="47" w:name="введение-гравитации-и-отталкивания"/>
     <w:p>
       <w:pPr>
         <w:pStyle w:val="Heading3"/>
       </w:pPr>
       <w:r>
-        <w:t xml:space="preserve">3.3.2 4.2. Введение гравитации и отталкивания</w:t>
+        <w:t xml:space="preserve">3.4.2 Введение гравитации и отталкивания</w:t>
       </w:r>
     </w:p>
     <w:p>
@@ -3562,14 +3646,14 @@
         <w:t xml:space="preserve">Убирается центральная точка, вводится гравитационное взаимодействие между частицами. При сближении частиц на расстояние, меньшее суммы радиусов, включается сила отталкивания. Контролируется полный импульс системы (должен быть равен нулю). На экран выводятся кинетическая и потенциальная энергии.</w:t>
       </w:r>
     </w:p>
-    <w:bookmarkEnd w:id="46"/>
-    <w:bookmarkStart w:id="47" w:name="учёт-вращения"/>
+    <w:bookmarkEnd w:id="47"/>
+    <w:bookmarkStart w:id="48" w:name="учёт-вращения"/>
     <w:p>
       <w:pPr>
         <w:pStyle w:val="Heading3"/>
       </w:pPr>
       <w:r>
-        <w:t xml:space="preserve">3.3.3 4.3. Учёт вращения</w:t>
+        <w:t xml:space="preserve">3.4.3 Учёт вращения</w:t>
       </w:r>
     </w:p>
     <w:p>
@@ -3580,14 +3664,14 @@
         <w:t xml:space="preserve">Добавляются угловые скорости вращения частиц вокруг собственной оси. Вводится сила трения.</w:t>
       </w:r>
     </w:p>
-    <w:bookmarkEnd w:id="47"/>
-    <w:bookmarkStart w:id="48" w:name="трёхмерная-модель"/>
+    <w:bookmarkEnd w:id="48"/>
+    <w:bookmarkStart w:id="49" w:name="трёхмерная-модель"/>
     <w:p>
       <w:pPr>
         <w:pStyle w:val="Heading3"/>
       </w:pPr>
       <w:r>
-        <w:t xml:space="preserve">3.3.4 4.4. Трёхмерная модель</w:t>
+        <w:t xml:space="preserve">3.4.4 Трёхмерная модель</w:t>
       </w:r>
     </w:p>
     <w:p>
@@ -3611,6 +3695,9 @@
       <w:r>
         <w:t xml:space="preserve">,</w:t>
       </w:r>
+      <w:r>
+        <w:t xml:space="preserve"> </w:t>
+      </w:r>
       <m:oMath>
         <m:r>
           <m:t>X</m:t>
@@ -3622,6 +3709,9 @@
       <w:r>
         <w:t xml:space="preserve">,</w:t>
       </w:r>
+      <w:r>
+        <w:t xml:space="preserve"> </w:t>
+      </w:r>
       <m:oMath>
         <m:r>
           <m:t>Y</m:t>
@@ -3634,14 +3724,14 @@
         <w:t xml:space="preserve">. Строятся графики зависимости энергий от времени.</w:t>
       </w:r>
     </w:p>
-    <w:bookmarkEnd w:id="48"/>
-    <w:bookmarkStart w:id="49" w:name="слипание-частиц-1"/>
+    <w:bookmarkEnd w:id="49"/>
+    <w:bookmarkStart w:id="50" w:name="слипание-частиц-1"/>
     <w:p>
       <w:pPr>
         <w:pStyle w:val="Heading3"/>
       </w:pPr>
       <w:r>
-        <w:t xml:space="preserve">3.3.5 4.5. Слипание частиц</w:t>
+        <w:t xml:space="preserve">3.4.5 Слипание частиц</w:t>
       </w:r>
     </w:p>
     <w:p>
@@ -3652,14 +3742,14 @@
         <w:t xml:space="preserve">В трёхмерной модели вводится механизм слипания частиц при их сближении. Сохраняются масса и импульс системы.</w:t>
       </w:r>
     </w:p>
-    <w:bookmarkEnd w:id="49"/>
-    <w:bookmarkStart w:id="50" w:name="трение-и-диссипация-энергии"/>
+    <w:bookmarkEnd w:id="50"/>
+    <w:bookmarkStart w:id="51" w:name="трение-и-диссипация-энергии"/>
     <w:p>
       <w:pPr>
         <w:pStyle w:val="Heading3"/>
       </w:pPr>
       <w:r>
-        <w:t xml:space="preserve">3.3.6 4.6. Трение и диссипация энергии</w:t>
+        <w:t xml:space="preserve">3.4.6 Трение и диссипация энергии</w:t>
       </w:r>
     </w:p>
     <w:p>
@@ -3670,14 +3760,14 @@
         <w:t xml:space="preserve">Вводится сила трения. Анализируется поведение кинетической и потенциальной энергии. Часть энергии переходит в тепло.</w:t>
       </w:r>
     </w:p>
-    <w:bookmarkEnd w:id="50"/>
-    <w:bookmarkStart w:id="51" w:name="частицы-разных-сортов"/>
+    <w:bookmarkEnd w:id="51"/>
+    <w:bookmarkStart w:id="52" w:name="частицы-разных-сортов"/>
     <w:p>
       <w:pPr>
         <w:pStyle w:val="Heading3"/>
       </w:pPr>
       <w:r>
-        <w:t xml:space="preserve">3.3.7 4.7. Частицы разных сортов</w:t>
+        <w:t xml:space="preserve">3.4.7 Частицы разных сортов</w:t>
       </w:r>
     </w:p>
     <w:p>
@@ -3688,22 +3778,15 @@
         <w:t xml:space="preserve">Вводятся частицы двух типов с разной массой и радиусом. Добавляется трение. Выводится график энергии, переходящей в тепло. Затем массы и радиусы задаются случайным образом.</w:t>
       </w:r>
     </w:p>
-    <w:p>
-      <w:r>
-        <w:pict>
-          <v:rect style="width:0;height:1.5pt" o:hralign="center" o:hrstd="t" o:hr="t"/>
-        </w:pict>
-      </w:r>
-    </w:p>
-    <w:bookmarkEnd w:id="51"/>
     <w:bookmarkEnd w:id="52"/>
-    <w:bookmarkStart w:id="53" w:name="заключение"/>
+    <w:bookmarkEnd w:id="53"/>
+    <w:bookmarkStart w:id="54" w:name="заключение"/>
     <w:p>
       <w:pPr>
         <w:pStyle w:val="Heading2"/>
       </w:pPr>
       <w:r>
-        <w:t xml:space="preserve">3.4 5. Заключение</w:t>
+        <w:t xml:space="preserve">3.5 Заключение</w:t>
       </w:r>
     </w:p>
     <w:p>
@@ -3714,16 +3797,9 @@
         <w:t xml:space="preserve">В результате выполнения работы было исследовано образование планетной системы, изучены формулы для построения численной модели формирования планетной системы из газопылевого облака. Модель включает гравитационное взаимодействие, силы отталкивания и трения, вращение и слипание частиц.</w:t>
       </w:r>
     </w:p>
-    <w:p>
-      <w:r>
-        <w:pict>
-          <v:rect style="width:0;height:1.5pt" o:hralign="center" o:hrstd="t" o:hr="t"/>
-        </w:pict>
-      </w:r>
-    </w:p>
-    <w:bookmarkEnd w:id="53"/>
     <w:bookmarkEnd w:id="54"/>
-    <w:bookmarkStart w:id="55" w:name="выводы"/>
+    <w:bookmarkEnd w:id="55"/>
+    <w:bookmarkStart w:id="56" w:name="выводы"/>
     <w:p>
       <w:pPr>
         <w:pStyle w:val="Heading1"/>
@@ -3740,8 +3816,8 @@
         <w:t xml:space="preserve">Нами было произведено исследование для численного моделирования образования планетной системы из газопылевого облака с использованием методов молекулярной динамики, гравитационного взаимодействия, сил трения и слипания частиц.</w:t>
       </w:r>
     </w:p>
-    <w:bookmarkEnd w:id="55"/>
-    <w:bookmarkStart w:id="57" w:name="список-литературы"/>
+    <w:bookmarkEnd w:id="56"/>
+    <w:bookmarkStart w:id="61" w:name="список-литературы"/>
     <w:p>
       <w:pPr>
         <w:pStyle w:val="Heading1"/>
@@ -3752,19 +3828,55 @@
     </w:p>
     <w:p>
       <w:pPr>
-        <w:pStyle w:val="Compact"/>
         <w:numPr>
           <w:ilvl w:val="0"/>
           <w:numId w:val="1007"/>
         </w:numPr>
       </w:pPr>
-      <w:r>
-        <w:t xml:space="preserve">Медведев Д. А. - Моделирование физических процессов и явлений.</w:t>
-      </w:r>
-    </w:p>
-    <w:bookmarkStart w:id="56" w:name="refs"/>
-    <w:bookmarkEnd w:id="56"/>
-    <w:bookmarkEnd w:id="57"/>
+      <w:hyperlink r:id="rId57">
+        <w:r>
+          <w:rPr>
+            <w:rStyle w:val="Hyperlink"/>
+          </w:rPr>
+          <w:t xml:space="preserve">Медведев Д. А. - Моделирование физических процессов и явлений.</w:t>
+        </w:r>
+      </w:hyperlink>
+    </w:p>
+    <w:p>
+      <w:pPr>
+        <w:numPr>
+          <w:ilvl w:val="0"/>
+          <w:numId w:val="1007"/>
+        </w:numPr>
+      </w:pPr>
+      <w:hyperlink r:id="rId58">
+        <w:r>
+          <w:rPr>
+            <w:rStyle w:val="Hyperlink"/>
+          </w:rPr>
+          <w:t xml:space="preserve">Большой взрыв</w:t>
+        </w:r>
+      </w:hyperlink>
+    </w:p>
+    <w:p>
+      <w:pPr>
+        <w:numPr>
+          <w:ilvl w:val="0"/>
+          <w:numId w:val="1007"/>
+        </w:numPr>
+      </w:pPr>
+      <w:hyperlink r:id="rId59">
+        <w:r>
+          <w:rPr>
+            <w:rStyle w:val="Hyperlink"/>
+          </w:rPr>
+          <w:t xml:space="preserve">Происхождение Солнечной системы</w:t>
+        </w:r>
+      </w:hyperlink>
+    </w:p>
+    <w:bookmarkStart w:id="60" w:name="refs"/>
+    <w:bookmarkEnd w:id="60"/>
+    <w:bookmarkEnd w:id="61"/>
     <w:sectPr>
       <w:footnotePr>
         <w:numRestart w:val="eachSect"/>
